--- a/fuentes/228122_CF06_DI.docx
+++ b/fuentes/228122_CF06_DI.docx
@@ -3426,7 +3426,25 @@
                           <w:szCs w:val="20"/>
                           <w:lang w:val="es-ES_tradnl" w:eastAsia="es-CO"/>
                         </w:rPr>
-                        <w:t>Los sistemas relacionales priorizan la consistencia, mientras que los NoSQL priorizan la escalabilidad y el rendimiento.</w:t>
+                        <w:t xml:space="preserve">Los sistemas relacionales priorizan la consistencia, mientras que los </w:t>
+                      </w:r>
+                      <w:proofErr w:type="spellStart"/>
+                      <w:r>
+                        <w:rPr>
+                          <w:sz w:val="20"/>
+                          <w:szCs w:val="20"/>
+                          <w:lang w:val="es-ES_tradnl" w:eastAsia="es-CO"/>
+                        </w:rPr>
+                        <w:t>NoSQL</w:t>
+                      </w:r>
+                      <w:proofErr w:type="spellEnd"/>
+                      <w:r>
+                        <w:rPr>
+                          <w:sz w:val="20"/>
+                          <w:szCs w:val="20"/>
+                          <w:lang w:val="es-ES_tradnl" w:eastAsia="es-CO"/>
+                        </w:rPr>
+                        <w:t xml:space="preserve"> priorizan la escalabilidad y el rendimiento.</w:t>
                       </w:r>
                     </w:p>
                   </w:txbxContent>
@@ -13293,18 +13311,16 @@
           <w:szCs w:val="20"/>
           <w:lang w:val="es-ES" w:eastAsia="es-CO"/>
         </w:rPr>
-        <w:t xml:space="preserve">&lt;= (menor o igual): evalúa si un valor es menor o igual a otro, integrando igualdad </w:t>
-      </w:r>
-      <w:proofErr w:type="spellStart"/>
+        <w:t>&lt;= (menor o igual): evalúa si un valor es menor o igu</w:t>
+      </w:r>
       <w:r>
         <w:rPr>
           <w:sz w:val="20"/>
           <w:szCs w:val="20"/>
           <w:lang w:val="es-ES" w:eastAsia="es-CO"/>
         </w:rPr>
-        <w:t>y</w:t>
-      </w:r>
-      <w:proofErr w:type="spellEnd"/>
+        <w:t>al a otro, integrando igualdad e</w:t>
+      </w:r>
       <w:r>
         <w:rPr>
           <w:sz w:val="20"/>
@@ -17635,7 +17651,27 @@
                           <w:szCs w:val="20"/>
                           <w:lang w:val="es-ES_tradnl" w:eastAsia="es-CO"/>
                         </w:rPr>
-                        <w:t>Las bases de datos NoSQL no reemplazan a las relacionales, sino que las complementan según el tipo de aplicación.</w:t>
+                        <w:t xml:space="preserve">Las bases de datos </w:t>
+                      </w:r>
+                      <w:proofErr w:type="spellStart"/>
+                      <w:r>
+                        <w:rPr>
+                          <w:bCs/>
+                          <w:sz w:val="20"/>
+                          <w:szCs w:val="20"/>
+                          <w:lang w:val="es-ES_tradnl" w:eastAsia="es-CO"/>
+                        </w:rPr>
+                        <w:t>NoSQL</w:t>
+                      </w:r>
+                      <w:proofErr w:type="spellEnd"/>
+                      <w:r>
+                        <w:rPr>
+                          <w:bCs/>
+                          <w:sz w:val="20"/>
+                          <w:szCs w:val="20"/>
+                          <w:lang w:val="es-ES_tradnl" w:eastAsia="es-CO"/>
+                        </w:rPr>
+                        <w:t xml:space="preserve"> no reemplazan a las relacionales, sino que las complementan según el tipo de aplicación.</w:t>
                       </w:r>
                     </w:p>
                   </w:txbxContent>
@@ -19604,7 +19640,25 @@
                           <w:szCs w:val="20"/>
                           <w:lang w:val="es-ES_tradnl" w:eastAsia="es-CO"/>
                         </w:rPr>
-                        <w:t>na correcta instalación y configuración de bases de datos NoSQL contribuye a garantizar estabilidad, rendimiento y seguridad en los sistemas de información.</w:t>
+                        <w:t xml:space="preserve">na correcta instalación y configuración de bases de datos </w:t>
+                      </w:r>
+                      <w:proofErr w:type="spellStart"/>
+                      <w:r>
+                        <w:rPr>
+                          <w:sz w:val="20"/>
+                          <w:szCs w:val="20"/>
+                          <w:lang w:val="es-ES_tradnl" w:eastAsia="es-CO"/>
+                        </w:rPr>
+                        <w:t>NoSQL</w:t>
+                      </w:r>
+                      <w:proofErr w:type="spellEnd"/>
+                      <w:r>
+                        <w:rPr>
+                          <w:sz w:val="20"/>
+                          <w:szCs w:val="20"/>
+                          <w:lang w:val="es-ES_tradnl" w:eastAsia="es-CO"/>
+                        </w:rPr>
+                        <w:t xml:space="preserve"> contribuye a garantizar estabilidad, rendimiento y seguridad en los sistemas de información.</w:t>
                       </w:r>
                     </w:p>
                   </w:txbxContent>
@@ -21052,27 +21106,37 @@
           <w:szCs w:val="20"/>
           <w:lang w:val="es-ES_tradnl" w:eastAsia="es-CO"/>
         </w:rPr>
-        <w:t>Se utiliza para acceder y visualizar los documentos almacenados, aplicando filtros o criterios para obtener información específica.</w:t>
-      </w:r>
-    </w:p>
-    <w:p>
-      <w:pPr>
-        <w:rPr>
-          <w:sz w:val="20"/>
-          <w:szCs w:val="20"/>
-          <w:lang w:val="es-ES_tradnl" w:eastAsia="es-CO"/>
-        </w:rPr>
-      </w:pPr>
-    </w:p>
-    <w:p>
-      <w:pPr>
-        <w:rPr>
-          <w:sz w:val="20"/>
-          <w:szCs w:val="20"/>
-          <w:lang w:val="es-ES_tradnl" w:eastAsia="es-CO"/>
-        </w:rPr>
-      </w:pPr>
-      <w:commentRangeStart w:id="70"/>
+        <w:t>Se utiliza para acceder y visualizar lo</w:t>
+      </w:r>
+      <w:bookmarkStart w:id="70" w:name="_GoBack"/>
+      <w:bookmarkEnd w:id="70"/>
+      <w:r>
+        <w:rPr>
+          <w:sz w:val="20"/>
+          <w:szCs w:val="20"/>
+          <w:lang w:val="es-ES_tradnl" w:eastAsia="es-CO"/>
+        </w:rPr>
+        <w:t>s documentos almacenados, aplicando filtros o criterios para obtener información específica.</w:t>
+      </w:r>
+    </w:p>
+    <w:p>
+      <w:pPr>
+        <w:rPr>
+          <w:sz w:val="20"/>
+          <w:szCs w:val="20"/>
+          <w:lang w:val="es-ES_tradnl" w:eastAsia="es-CO"/>
+        </w:rPr>
+      </w:pPr>
+    </w:p>
+    <w:p>
+      <w:pPr>
+        <w:rPr>
+          <w:sz w:val="20"/>
+          <w:szCs w:val="20"/>
+          <w:lang w:val="es-ES_tradnl" w:eastAsia="es-CO"/>
+        </w:rPr>
+      </w:pPr>
+      <w:commentRangeStart w:id="71"/>
       <w:r>
         <w:rPr>
           <w:noProof/>
@@ -21116,12 +21180,12 @@
           </wp:inline>
         </w:drawing>
       </w:r>
-      <w:commentRangeEnd w:id="70"/>
+      <w:commentRangeEnd w:id="71"/>
       <w:r>
         <w:rPr>
           <w:rStyle w:val="Refdecomentario"/>
         </w:rPr>
-        <w:commentReference w:id="70"/>
+        <w:commentReference w:id="71"/>
       </w:r>
     </w:p>
     <w:p>
@@ -21224,7 +21288,7 @@
           <w:lang w:val="es-ES_tradnl" w:eastAsia="es-CO"/>
         </w:rPr>
       </w:pPr>
-      <w:commentRangeStart w:id="71"/>
+      <w:commentRangeStart w:id="72"/>
       <w:r>
         <w:rPr>
           <w:noProof/>
@@ -21268,12 +21332,12 @@
           </wp:inline>
         </w:drawing>
       </w:r>
-      <w:commentRangeEnd w:id="71"/>
+      <w:commentRangeEnd w:id="72"/>
       <w:r>
         <w:rPr>
           <w:rStyle w:val="Refdecomentario"/>
         </w:rPr>
-        <w:commentReference w:id="71"/>
+        <w:commentReference w:id="72"/>
       </w:r>
     </w:p>
     <w:p>
@@ -21376,7 +21440,7 @@
           <w:lang w:val="es-ES_tradnl" w:eastAsia="es-CO"/>
         </w:rPr>
       </w:pPr>
-      <w:commentRangeStart w:id="72"/>
+      <w:commentRangeStart w:id="73"/>
       <w:r>
         <w:rPr>
           <w:noProof/>
@@ -21420,12 +21484,12 @@
           </wp:inline>
         </w:drawing>
       </w:r>
-      <w:commentRangeEnd w:id="72"/>
+      <w:commentRangeEnd w:id="73"/>
       <w:r>
         <w:rPr>
           <w:rStyle w:val="Refdecomentario"/>
         </w:rPr>
-        <w:commentReference w:id="72"/>
+        <w:commentReference w:id="73"/>
       </w:r>
     </w:p>
     <w:p>
@@ -21730,7 +21794,7 @@
           <w:lang w:val="es-ES_tradnl" w:eastAsia="es-CO"/>
         </w:rPr>
       </w:pPr>
-      <w:commentRangeStart w:id="73"/>
+      <w:commentRangeStart w:id="74"/>
       <w:r>
         <w:rPr>
           <w:noProof/>
@@ -21774,12 +21838,12 @@
           </wp:inline>
         </w:drawing>
       </w:r>
-      <w:commentRangeEnd w:id="73"/>
+      <w:commentRangeEnd w:id="74"/>
       <w:r>
         <w:rPr>
           <w:rStyle w:val="Refdecomentario"/>
         </w:rPr>
-        <w:commentReference w:id="73"/>
+        <w:commentReference w:id="74"/>
       </w:r>
     </w:p>
     <w:p>
@@ -21896,7 +21960,7 @@
           <w:lang w:val="es-ES_tradnl" w:eastAsia="es-CO"/>
         </w:rPr>
       </w:pPr>
-      <w:commentRangeStart w:id="74"/>
+      <w:commentRangeStart w:id="75"/>
       <w:r>
         <w:rPr>
           <w:bCs/>
@@ -21941,12 +22005,12 @@
           </wp:inline>
         </w:drawing>
       </w:r>
-      <w:commentRangeEnd w:id="74"/>
+      <w:commentRangeEnd w:id="75"/>
       <w:r>
         <w:rPr>
           <w:rStyle w:val="Refdecomentario"/>
         </w:rPr>
-        <w:commentReference w:id="74"/>
+        <w:commentReference w:id="75"/>
       </w:r>
     </w:p>
     <w:p>
@@ -22289,7 +22353,7 @@
         </w:rPr>
         <w:t xml:space="preserve">, las cuales permiten asignar o retirar privilegios sobre objetos de la base de datos de forma </w:t>
       </w:r>
-      <w:commentRangeStart w:id="75"/>
+      <w:commentRangeStart w:id="76"/>
       <w:r>
         <w:rPr>
           <w:sz w:val="20"/>
@@ -22298,12 +22362,12 @@
         </w:rPr>
         <w:t>controlada y segura:</w:t>
       </w:r>
-      <w:commentRangeEnd w:id="75"/>
+      <w:commentRangeEnd w:id="76"/>
       <w:r>
         <w:rPr>
           <w:rStyle w:val="Refdecomentario"/>
         </w:rPr>
-        <w:commentReference w:id="75"/>
+        <w:commentReference w:id="76"/>
       </w:r>
     </w:p>
     <w:p>
@@ -22384,7 +22448,7 @@
           <w:lang w:val="es-ES_tradnl" w:eastAsia="es-CO"/>
         </w:rPr>
       </w:pPr>
-      <w:commentRangeStart w:id="76"/>
+      <w:commentRangeStart w:id="77"/>
       <w:r>
         <w:rPr>
           <w:noProof/>
@@ -22435,12 +22499,12 @@
           </wp:inline>
         </w:drawing>
       </w:r>
-      <w:commentRangeEnd w:id="76"/>
+      <w:commentRangeEnd w:id="77"/>
       <w:r>
         <w:rPr>
           <w:rStyle w:val="Refdecomentario"/>
         </w:rPr>
-        <w:commentReference w:id="76"/>
+        <w:commentReference w:id="77"/>
       </w:r>
     </w:p>
     <w:p>
@@ -22524,7 +22588,7 @@
           <w:lang w:val="es-ES_tradnl" w:eastAsia="es-CO"/>
         </w:rPr>
       </w:pPr>
-      <w:commentRangeStart w:id="77"/>
+      <w:commentRangeStart w:id="78"/>
       <w:r>
         <w:rPr>
           <w:b/>
@@ -22577,12 +22641,12 @@
           </wp:inline>
         </w:drawing>
       </w:r>
-      <w:commentRangeEnd w:id="77"/>
+      <w:commentRangeEnd w:id="78"/>
       <w:r>
         <w:rPr>
           <w:rStyle w:val="Refdecomentario"/>
         </w:rPr>
-        <w:commentReference w:id="77"/>
+        <w:commentReference w:id="78"/>
       </w:r>
       <w:r>
         <w:rPr>
@@ -22638,7 +22702,7 @@
         </w:rPr>
         <w:t xml:space="preserve"> </w:t>
       </w:r>
-      <w:commentRangeStart w:id="78"/>
+      <w:commentRangeStart w:id="79"/>
       <w:r>
         <w:rPr>
           <w:sz w:val="20"/>
@@ -22647,9 +22711,9 @@
         </w:rPr>
         <w:t>se encuentran:</w:t>
       </w:r>
-      <w:commentRangeEnd w:id="78"/>
-      <w:r>
-        <w:commentReference w:id="78"/>
+      <w:commentRangeEnd w:id="79"/>
+      <w:r>
+        <w:commentReference w:id="79"/>
       </w:r>
     </w:p>
     <w:p>
@@ -23191,7 +23255,7 @@
         </w:rPr>
         <w:t xml:space="preserve"> se abordarán los principales tipos de pruebas aplicadas a bases de datos, enfocadas en la validación de la definición de estructuras, la calidad de los datos y la coherencia de las relaciones, proporcionando una visión integral del control y </w:t>
       </w:r>
-      <w:commentRangeStart w:id="79"/>
+      <w:commentRangeStart w:id="80"/>
       <w:r>
         <w:rPr>
           <w:sz w:val="20"/>
@@ -23200,12 +23264,12 @@
         </w:rPr>
         <w:t>aseguramiento de la información:</w:t>
       </w:r>
-      <w:commentRangeEnd w:id="79"/>
+      <w:commentRangeEnd w:id="80"/>
       <w:r>
         <w:rPr>
           <w:rStyle w:val="Refdecomentario"/>
         </w:rPr>
-        <w:commentReference w:id="79"/>
+        <w:commentReference w:id="80"/>
       </w:r>
     </w:p>
     <w:p>
@@ -23995,7 +24059,7 @@
         </w:rPr>
         <w:t xml:space="preserve">dos procesos fundamentales asociados a la gestión de copias de seguridad, que permiten respaldar y restaurar bases de datos de forma </w:t>
       </w:r>
-      <w:commentRangeStart w:id="80"/>
+      <w:commentRangeStart w:id="81"/>
       <w:r>
         <w:rPr>
           <w:sz w:val="20"/>
@@ -24004,12 +24068,12 @@
         </w:rPr>
         <w:t>controlada y segura:</w:t>
       </w:r>
-      <w:commentRangeEnd w:id="80"/>
+      <w:commentRangeEnd w:id="81"/>
       <w:r>
         <w:rPr>
           <w:rStyle w:val="Refdecomentario"/>
         </w:rPr>
-        <w:commentReference w:id="80"/>
+        <w:commentReference w:id="81"/>
       </w:r>
     </w:p>
     <w:p>
@@ -24098,7 +24162,7 @@
           <w:lang w:val="es-ES_tradnl" w:eastAsia="es-CO"/>
         </w:rPr>
       </w:pPr>
-      <w:commentRangeStart w:id="81"/>
+      <w:commentRangeStart w:id="82"/>
       <w:r>
         <w:rPr>
           <w:noProof/>
@@ -24142,12 +24206,12 @@
           </wp:inline>
         </w:drawing>
       </w:r>
-      <w:commentRangeEnd w:id="81"/>
+      <w:commentRangeEnd w:id="82"/>
       <w:r>
         <w:rPr>
           <w:rStyle w:val="Refdecomentario"/>
         </w:rPr>
-        <w:commentReference w:id="81"/>
+        <w:commentReference w:id="82"/>
       </w:r>
     </w:p>
     <w:p>
@@ -24236,7 +24300,7 @@
           <w:lang w:val="es-ES_tradnl" w:eastAsia="es-CO"/>
         </w:rPr>
       </w:pPr>
-      <w:commentRangeStart w:id="82"/>
+      <w:commentRangeStart w:id="83"/>
       <w:r>
         <w:rPr>
           <w:noProof/>
@@ -24280,12 +24344,12 @@
           </wp:inline>
         </w:drawing>
       </w:r>
-      <w:commentRangeEnd w:id="82"/>
+      <w:commentRangeEnd w:id="83"/>
       <w:r>
         <w:rPr>
           <w:rStyle w:val="Refdecomentario"/>
         </w:rPr>
-        <w:commentReference w:id="82"/>
+        <w:commentReference w:id="83"/>
       </w:r>
     </w:p>
     <w:p>
@@ -24655,8 +24719,8 @@
           <w:lang w:val="es-ES_tradnl" w:eastAsia="es-CO"/>
         </w:rPr>
       </w:pPr>
-      <w:commentRangeStart w:id="83"/>
       <w:commentRangeStart w:id="84"/>
+      <w:commentRangeStart w:id="85"/>
       <w:r>
         <w:rPr>
           <w:i/>
@@ -24715,19 +24779,19 @@
           </wp:inline>
         </w:drawing>
       </w:r>
-      <w:commentRangeEnd w:id="83"/>
+      <w:commentRangeEnd w:id="84"/>
       <w:r>
         <w:rPr>
           <w:rStyle w:val="Refdecomentario"/>
         </w:rPr>
-        <w:commentReference w:id="83"/>
-      </w:r>
-      <w:commentRangeEnd w:id="84"/>
+        <w:commentReference w:id="84"/>
+      </w:r>
+      <w:commentRangeEnd w:id="85"/>
       <w:r>
         <w:rPr>
           <w:rStyle w:val="Refdecomentario"/>
         </w:rPr>
-        <w:commentReference w:id="84"/>
+        <w:commentReference w:id="85"/>
       </w:r>
     </w:p>
     <w:p>
@@ -25716,7 +25780,7 @@
           </mc:Fallback>
         </mc:AlternateContent>
       </w:r>
-      <w:commentRangeStart w:id="85"/>
+      <w:commentRangeStart w:id="86"/>
       <w:r>
         <w:rPr>
           <w:rFonts w:asciiTheme="majorHAnsi" w:hAnsiTheme="majorHAnsi" w:cstheme="majorHAnsi"/>
@@ -25737,12 +25801,12 @@
           </wp:inline>
         </w:drawing>
       </w:r>
-      <w:commentRangeEnd w:id="85"/>
+      <w:commentRangeEnd w:id="86"/>
       <w:r>
         <w:rPr>
           <w:rStyle w:val="Refdecomentario"/>
         </w:rPr>
-        <w:commentReference w:id="85"/>
+        <w:commentReference w:id="86"/>
       </w:r>
     </w:p>
     <w:p>
@@ -26173,8 +26237,6 @@
               </w:rPr>
               <w:t>228122_CF06_AD</w:t>
             </w:r>
-            <w:bookmarkStart w:id="86" w:name="_GoBack"/>
-            <w:bookmarkEnd w:id="86"/>
           </w:p>
         </w:tc>
       </w:tr>
@@ -26348,7 +26410,6 @@
                 <w:lang w:val="es-ES"/>
               </w:rPr>
             </w:pPr>
-            <w:proofErr w:type="spellStart"/>
             <w:r>
               <w:rPr>
                 <w:b/>
@@ -26361,7 +26422,6 @@
               </w:rPr>
               <w:t>Backup</w:t>
             </w:r>
-            <w:proofErr w:type="spellEnd"/>
             <w:r>
               <w:rPr>
                 <w:b/>
@@ -26883,7 +26943,6 @@
                 <w:lang w:val="es-ES_tradnl"/>
               </w:rPr>
             </w:pPr>
-            <w:proofErr w:type="spellStart"/>
             <w:r>
               <w:rPr>
                 <w:b/>
@@ -26892,18 +26951,7 @@
                 <w:szCs w:val="20"/>
                 <w:lang w:val="es-ES_tradnl"/>
               </w:rPr>
-              <w:t>NoSQL</w:t>
-            </w:r>
-            <w:proofErr w:type="spellEnd"/>
-            <w:r>
-              <w:rPr>
-                <w:b/>
-                <w:bCs/>
-                <w:sz w:val="20"/>
-                <w:szCs w:val="20"/>
-                <w:lang w:val="es-ES_tradnl"/>
-              </w:rPr>
-              <w:t>:</w:t>
+              <w:t>NoSQL:</w:t>
             </w:r>
           </w:p>
         </w:tc>
@@ -27070,7 +27118,6 @@
           <w:lang w:val="es-ES"/>
         </w:rPr>
       </w:pPr>
-      <w:proofErr w:type="spellStart"/>
       <w:r>
         <w:rPr>
           <w:color w:val="000000" w:themeColor="text1"/>
@@ -27078,17 +27125,7 @@
           <w:szCs w:val="20"/>
           <w:lang w:val="es-ES"/>
         </w:rPr>
-        <w:t>Cormen</w:t>
-      </w:r>
-      <w:proofErr w:type="spellEnd"/>
-      <w:r>
-        <w:rPr>
-          <w:color w:val="000000" w:themeColor="text1"/>
-          <w:sz w:val="20"/>
-          <w:szCs w:val="20"/>
-          <w:lang w:val="es-ES"/>
-        </w:rPr>
-        <w:t xml:space="preserve">, T. H., </w:t>
+        <w:t xml:space="preserve">Cormen, T. H., </w:t>
       </w:r>
       <w:proofErr w:type="spellStart"/>
       <w:r>
@@ -27538,7 +27575,6 @@
           <w:lang w:val="es-ES_tradnl"/>
         </w:rPr>
       </w:pPr>
-      <w:proofErr w:type="spellStart"/>
       <w:r>
         <w:rPr>
           <w:bCs/>
@@ -27547,18 +27583,7 @@
           <w:szCs w:val="20"/>
           <w:lang w:val="es-ES_tradnl"/>
         </w:rPr>
-        <w:t>MongoDB</w:t>
-      </w:r>
-      <w:proofErr w:type="spellEnd"/>
-      <w:r>
-        <w:rPr>
-          <w:bCs/>
-          <w:color w:val="000000"/>
-          <w:sz w:val="20"/>
-          <w:szCs w:val="20"/>
-          <w:lang w:val="es-ES_tradnl"/>
-        </w:rPr>
-        <w:t xml:space="preserve"> Inc. (s.f.). </w:t>
+        <w:t xml:space="preserve">MongoDB Inc. (s.f.). </w:t>
       </w:r>
       <w:proofErr w:type="spellStart"/>
       <w:r>
@@ -31312,13 +31337,8 @@
       <w:pPr>
         <w:pStyle w:val="Textocomentario"/>
       </w:pPr>
-      <w:proofErr w:type="spellStart"/>
-      <w:r>
-        <w:t>columna_edad</w:t>
-      </w:r>
-      <w:proofErr w:type="spellEnd"/>
-      <w:r>
-        <w:t xml:space="preserve"> → [25, 30, 40]</w:t>
+      <w:r>
+        <w:t>columna_edad → [25, 30, 40]</w:t>
       </w:r>
     </w:p>
   </w:comment>
@@ -31441,7 +31461,6 @@
         </w:rPr>
         <w:annotationRef/>
       </w:r>
-      <w:proofErr w:type="spellStart"/>
       <w:proofErr w:type="gramStart"/>
       <w:r>
         <w:rPr>
@@ -31451,7 +31470,6 @@
         </w:rPr>
         <w:t>db.createCollection</w:t>
       </w:r>
-      <w:proofErr w:type="spellEnd"/>
       <w:proofErr w:type="gramEnd"/>
       <w:r>
         <w:rPr>
@@ -31913,7 +31931,6 @@
           <w:lang w:eastAsia="es-CO"/>
         </w:rPr>
       </w:pPr>
-      <w:proofErr w:type="spellStart"/>
       <w:r>
         <w:rPr>
           <w:rFonts w:eastAsia="Times New Roman"/>
@@ -31925,7 +31942,6 @@
         </w:rPr>
         <w:t>Columnar</w:t>
       </w:r>
-      <w:proofErr w:type="spellEnd"/>
       <w:r>
         <w:rPr>
           <w:rFonts w:eastAsia="Times New Roman"/>
@@ -32211,23 +32227,13 @@
         </w:rPr>
         <w:annotationRef/>
       </w:r>
-      <w:proofErr w:type="spellStart"/>
-      <w:r>
-        <w:rPr>
-          <w:sz w:val="20"/>
-          <w:szCs w:val="20"/>
-          <w:lang w:val="es-ES_tradnl" w:eastAsia="es-CO"/>
-        </w:rPr>
-        <w:t>db.clientes.insertOne</w:t>
-      </w:r>
-      <w:proofErr w:type="spellEnd"/>
-      <w:r>
-        <w:rPr>
-          <w:sz w:val="20"/>
-          <w:szCs w:val="20"/>
-          <w:lang w:val="es-ES_tradnl" w:eastAsia="es-CO"/>
-        </w:rPr>
-        <w:t>({</w:t>
+      <w:r>
+        <w:rPr>
+          <w:sz w:val="20"/>
+          <w:szCs w:val="20"/>
+          <w:lang w:val="es-ES_tradnl" w:eastAsia="es-CO"/>
+        </w:rPr>
+        <w:t>db.clientes.insertOne({</w:t>
       </w:r>
       <w:r>
         <w:rPr>
@@ -32263,7 +32269,7 @@
       </w:pPr>
     </w:p>
   </w:comment>
-  <w:comment w:id="70" w:author="Andrés Felipe Velandia Espitia" w:date="2026-04-16T23:19:00Z" w:initials="AFVE">
+  <w:comment w:id="71" w:author="Andrés Felipe Velandia Espitia" w:date="2026-04-16T23:19:00Z" w:initials="AFVE">
     <w:p>
       <w:pPr>
         <w:rPr>
@@ -32326,7 +32332,7 @@
       </w:r>
     </w:p>
   </w:comment>
-  <w:comment w:id="71" w:author="Andrés Felipe Velandia Espitia" w:date="2026-04-16T23:20:00Z" w:initials="AFVE">
+  <w:comment w:id="72" w:author="Andrés Felipe Velandia Espitia" w:date="2026-04-16T23:20:00Z" w:initials="AFVE">
     <w:p>
       <w:pPr>
         <w:rPr>
@@ -32393,7 +32399,7 @@
       </w:pPr>
     </w:p>
   </w:comment>
-  <w:comment w:id="72" w:author="Andrés Felipe Velandia Espitia" w:date="2026-04-16T23:21:00Z" w:initials="AFVE">
+  <w:comment w:id="73" w:author="Andrés Felipe Velandia Espitia" w:date="2026-04-16T23:21:00Z" w:initials="AFVE">
     <w:p>
       <w:pPr>
         <w:rPr>
@@ -32438,7 +32444,7 @@
       </w:r>
     </w:p>
   </w:comment>
-  <w:comment w:id="73" w:author="Andrés Felipe Velandia Espitia" w:date="2026-04-16T23:21:00Z" w:initials="AFVE">
+  <w:comment w:id="74" w:author="Andrés Felipe Velandia Espitia" w:date="2026-04-16T23:21:00Z" w:initials="AFVE">
     <w:p>
       <w:pPr>
         <w:rPr>
@@ -32541,7 +32547,7 @@
       </w:pPr>
     </w:p>
   </w:comment>
-  <w:comment w:id="74" w:author="Andrés Felipe Velandia Espitia" w:date="2026-04-16T23:23:00Z" w:initials="AFVE">
+  <w:comment w:id="75" w:author="Andrés Felipe Velandia Espitia" w:date="2026-04-16T23:23:00Z" w:initials="AFVE">
     <w:p>
       <w:pPr>
         <w:pStyle w:val="Textocomentario"/>
@@ -32565,7 +32571,7 @@
       </w:r>
     </w:p>
   </w:comment>
-  <w:comment w:id="75" w:author="Andrés Felipe Velandia Espitia" w:date="2026-04-16T23:35:00Z" w:initials="AFVE">
+  <w:comment w:id="76" w:author="Andrés Felipe Velandia Espitia" w:date="2026-04-16T23:35:00Z" w:initials="AFVE">
     <w:p>
       <w:pPr>
         <w:pStyle w:val="Textocomentario"/>
@@ -32579,41 +32585,41 @@
       <w:r>
         <w:t>Pestañas.</w:t>
       </w:r>
-    </w:p>
-  </w:comment>
-  <w:comment w:id="76" w:author="Andrés Felipe Velandia Espitia" w:date="2026-04-16T23:36:00Z" w:initials="AFVE">
-    <w:p>
-      <w:pPr>
-        <w:rPr>
-          <w:sz w:val="20"/>
-          <w:szCs w:val="20"/>
-          <w:lang w:val="es-ES_tradnl" w:eastAsia="es-CO"/>
-        </w:rPr>
-      </w:pPr>
-      <w:r>
-        <w:rPr>
-          <w:rStyle w:val="Refdecomentario"/>
-        </w:rPr>
-        <w:annotationRef/>
-      </w:r>
-      <w:r>
-        <w:rPr>
-          <w:sz w:val="20"/>
-          <w:szCs w:val="20"/>
-          <w:lang w:val="es-ES_tradnl" w:eastAsia="es-CO"/>
-        </w:rPr>
-        <w:t>GRANT SELECT, INSERT ON clientes TO usuario1;</w:t>
-      </w:r>
-    </w:p>
-    <w:p>
-      <w:pPr>
-        <w:pStyle w:val="Textocomentario"/>
-      </w:pPr>
     </w:p>
   </w:comment>
   <w:comment w:id="77" w:author="Andrés Felipe Velandia Espitia" w:date="2026-04-16T23:36:00Z" w:initials="AFVE">
     <w:p>
       <w:pPr>
+        <w:rPr>
+          <w:sz w:val="20"/>
+          <w:szCs w:val="20"/>
+          <w:lang w:val="es-ES_tradnl" w:eastAsia="es-CO"/>
+        </w:rPr>
+      </w:pPr>
+      <w:r>
+        <w:rPr>
+          <w:rStyle w:val="Refdecomentario"/>
+        </w:rPr>
+        <w:annotationRef/>
+      </w:r>
+      <w:r>
+        <w:rPr>
+          <w:sz w:val="20"/>
+          <w:szCs w:val="20"/>
+          <w:lang w:val="es-ES_tradnl" w:eastAsia="es-CO"/>
+        </w:rPr>
+        <w:t>GRANT SELECT, INSERT ON clientes TO usuario1;</w:t>
+      </w:r>
+    </w:p>
+    <w:p>
+      <w:pPr>
+        <w:pStyle w:val="Textocomentario"/>
+      </w:pPr>
+    </w:p>
+  </w:comment>
+  <w:comment w:id="78" w:author="Andrés Felipe Velandia Espitia" w:date="2026-04-16T23:36:00Z" w:initials="AFVE">
+    <w:p>
+      <w:pPr>
         <w:spacing w:line="240" w:lineRule="auto"/>
         <w:rPr>
           <w:sz w:val="20"/>
@@ -32642,7 +32648,7 @@
       </w:pPr>
     </w:p>
   </w:comment>
-  <w:comment w:id="78" w:author="Andrés Felipe Velandia Espitia" w:date="2026-04-16T23:37:00Z" w:initials="AFVE">
+  <w:comment w:id="79" w:author="Andrés Felipe Velandia Espitia" w:date="2026-04-16T23:37:00Z" w:initials="AFVE">
     <w:p>
       <w:pPr>
         <w:pStyle w:val="Textocomentario"/>
@@ -32658,7 +32664,7 @@
       </w:r>
     </w:p>
   </w:comment>
-  <w:comment w:id="79" w:author="Andrés Felipe Velandia Espitia" w:date="2026-04-16T23:43:00Z" w:initials="AFVE">
+  <w:comment w:id="80" w:author="Andrés Felipe Velandia Espitia" w:date="2026-04-16T23:43:00Z" w:initials="AFVE">
     <w:p>
       <w:pPr>
         <w:pStyle w:val="Textocomentario"/>
@@ -32674,7 +32680,7 @@
       </w:r>
     </w:p>
   </w:comment>
-  <w:comment w:id="80" w:author="Andrés Felipe Velandia Espitia" w:date="2026-04-16T23:49:00Z" w:initials="AFVE">
+  <w:comment w:id="81" w:author="Andrés Felipe Velandia Espitia" w:date="2026-04-16T23:49:00Z" w:initials="AFVE">
     <w:p>
       <w:pPr>
         <w:pStyle w:val="Textocomentario"/>
@@ -32688,92 +32694,6 @@
       <w:r>
         <w:t>Acordeón.</w:t>
       </w:r>
-    </w:p>
-  </w:comment>
-  <w:comment w:id="81" w:author="Andrés Felipe Velandia Espitia" w:date="2026-04-16T23:51:00Z" w:initials="AFVE">
-    <w:p>
-      <w:pPr>
-        <w:rPr>
-          <w:sz w:val="20"/>
-          <w:szCs w:val="20"/>
-          <w:lang w:val="es-ES_tradnl" w:eastAsia="es-CO"/>
-        </w:rPr>
-      </w:pPr>
-      <w:r>
-        <w:rPr>
-          <w:rStyle w:val="Refdecomentario"/>
-        </w:rPr>
-        <w:annotationRef/>
-      </w:r>
-      <w:proofErr w:type="spellStart"/>
-      <w:r>
-        <w:rPr>
-          <w:sz w:val="20"/>
-          <w:szCs w:val="20"/>
-          <w:lang w:val="es-ES_tradnl" w:eastAsia="es-CO"/>
-        </w:rPr>
-        <w:t>mysqldump</w:t>
-      </w:r>
-      <w:proofErr w:type="spellEnd"/>
-      <w:r>
-        <w:rPr>
-          <w:sz w:val="20"/>
-          <w:szCs w:val="20"/>
-          <w:lang w:val="es-ES_tradnl" w:eastAsia="es-CO"/>
-        </w:rPr>
-        <w:t xml:space="preserve"> -u </w:t>
-      </w:r>
-      <w:proofErr w:type="spellStart"/>
-      <w:r>
-        <w:rPr>
-          <w:sz w:val="20"/>
-          <w:szCs w:val="20"/>
-          <w:lang w:val="es-ES_tradnl" w:eastAsia="es-CO"/>
-        </w:rPr>
-        <w:t>root</w:t>
-      </w:r>
-      <w:proofErr w:type="spellEnd"/>
-      <w:r>
-        <w:rPr>
-          <w:sz w:val="20"/>
-          <w:szCs w:val="20"/>
-          <w:lang w:val="es-ES_tradnl" w:eastAsia="es-CO"/>
-        </w:rPr>
-        <w:t xml:space="preserve"> -p </w:t>
-      </w:r>
-      <w:proofErr w:type="spellStart"/>
-      <w:r>
-        <w:rPr>
-          <w:sz w:val="20"/>
-          <w:szCs w:val="20"/>
-          <w:lang w:val="es-ES_tradnl" w:eastAsia="es-CO"/>
-        </w:rPr>
-        <w:t>base_datos</w:t>
-      </w:r>
-      <w:proofErr w:type="spellEnd"/>
-      <w:r>
-        <w:rPr>
-          <w:sz w:val="20"/>
-          <w:szCs w:val="20"/>
-          <w:lang w:val="es-ES_tradnl" w:eastAsia="es-CO"/>
-        </w:rPr>
-        <w:t xml:space="preserve"> &gt; </w:t>
-      </w:r>
-      <w:proofErr w:type="spellStart"/>
-      <w:r>
-        <w:rPr>
-          <w:sz w:val="20"/>
-          <w:szCs w:val="20"/>
-          <w:lang w:val="es-ES_tradnl" w:eastAsia="es-CO"/>
-        </w:rPr>
-        <w:t>respaldo.sql</w:t>
-      </w:r>
-      <w:proofErr w:type="spellEnd"/>
-    </w:p>
-    <w:p>
-      <w:pPr>
-        <w:pStyle w:val="Textocomentario"/>
-      </w:pPr>
     </w:p>
   </w:comment>
   <w:comment w:id="82" w:author="Andrés Felipe Velandia Espitia" w:date="2026-04-16T23:51:00Z" w:initials="AFVE">
@@ -32798,6 +32718,92 @@
           <w:szCs w:val="20"/>
           <w:lang w:val="es-ES_tradnl" w:eastAsia="es-CO"/>
         </w:rPr>
+        <w:t>mysqldump</w:t>
+      </w:r>
+      <w:proofErr w:type="spellEnd"/>
+      <w:r>
+        <w:rPr>
+          <w:sz w:val="20"/>
+          <w:szCs w:val="20"/>
+          <w:lang w:val="es-ES_tradnl" w:eastAsia="es-CO"/>
+        </w:rPr>
+        <w:t xml:space="preserve"> -u </w:t>
+      </w:r>
+      <w:proofErr w:type="spellStart"/>
+      <w:r>
+        <w:rPr>
+          <w:sz w:val="20"/>
+          <w:szCs w:val="20"/>
+          <w:lang w:val="es-ES_tradnl" w:eastAsia="es-CO"/>
+        </w:rPr>
+        <w:t>root</w:t>
+      </w:r>
+      <w:proofErr w:type="spellEnd"/>
+      <w:r>
+        <w:rPr>
+          <w:sz w:val="20"/>
+          <w:szCs w:val="20"/>
+          <w:lang w:val="es-ES_tradnl" w:eastAsia="es-CO"/>
+        </w:rPr>
+        <w:t xml:space="preserve"> -p </w:t>
+      </w:r>
+      <w:proofErr w:type="spellStart"/>
+      <w:r>
+        <w:rPr>
+          <w:sz w:val="20"/>
+          <w:szCs w:val="20"/>
+          <w:lang w:val="es-ES_tradnl" w:eastAsia="es-CO"/>
+        </w:rPr>
+        <w:t>base_datos</w:t>
+      </w:r>
+      <w:proofErr w:type="spellEnd"/>
+      <w:r>
+        <w:rPr>
+          <w:sz w:val="20"/>
+          <w:szCs w:val="20"/>
+          <w:lang w:val="es-ES_tradnl" w:eastAsia="es-CO"/>
+        </w:rPr>
+        <w:t xml:space="preserve"> &gt; </w:t>
+      </w:r>
+      <w:proofErr w:type="spellStart"/>
+      <w:r>
+        <w:rPr>
+          <w:sz w:val="20"/>
+          <w:szCs w:val="20"/>
+          <w:lang w:val="es-ES_tradnl" w:eastAsia="es-CO"/>
+        </w:rPr>
+        <w:t>respaldo.sql</w:t>
+      </w:r>
+      <w:proofErr w:type="spellEnd"/>
+    </w:p>
+    <w:p>
+      <w:pPr>
+        <w:pStyle w:val="Textocomentario"/>
+      </w:pPr>
+    </w:p>
+  </w:comment>
+  <w:comment w:id="83" w:author="Andrés Felipe Velandia Espitia" w:date="2026-04-16T23:51:00Z" w:initials="AFVE">
+    <w:p>
+      <w:pPr>
+        <w:rPr>
+          <w:sz w:val="20"/>
+          <w:szCs w:val="20"/>
+          <w:lang w:val="es-ES_tradnl" w:eastAsia="es-CO"/>
+        </w:rPr>
+      </w:pPr>
+      <w:r>
+        <w:rPr>
+          <w:rStyle w:val="Refdecomentario"/>
+        </w:rPr>
+        <w:annotationRef/>
+      </w:r>
+      <w:proofErr w:type="spellStart"/>
+      <w:r>
+        <w:rPr>
+          <w:sz w:val="20"/>
+          <w:szCs w:val="20"/>
+          <w:lang w:val="es-ES_tradnl" w:eastAsia="es-CO"/>
+        </w:rPr>
         <w:t>mysql</w:t>
       </w:r>
       <w:proofErr w:type="spellEnd"/>
@@ -32857,7 +32863,7 @@
       <w:proofErr w:type="spellEnd"/>
     </w:p>
   </w:comment>
-  <w:comment w:id="83" w:author="Andrés Felipe Velandia Espitia" w:date="2026-04-16T23:56:00Z" w:initials="AFVE">
+  <w:comment w:id="84" w:author="Andrés Felipe Velandia Espitia" w:date="2026-04-16T23:56:00Z" w:initials="AFVE">
     <w:p>
       <w:pPr>
         <w:pStyle w:val="Textocomentario"/>
@@ -32951,7 +32957,6 @@
       <w:r>
         <w:t>(</w:t>
       </w:r>
-      <w:proofErr w:type="spellStart"/>
       <w:r>
         <w:rPr>
           <w:i/>
@@ -32959,7 +32964,6 @@
         </w:rPr>
         <w:t>Backup</w:t>
       </w:r>
-      <w:proofErr w:type="spellEnd"/>
       <w:r>
         <w:t>)</w:t>
       </w:r>
@@ -32997,7 +33001,7 @@
       </w:r>
     </w:p>
   </w:comment>
-  <w:comment w:id="84" w:author="Andrés Felipe Velandia Espitia" w:date="2026-04-16T23:55:00Z" w:initials="AFVE">
+  <w:comment w:id="85" w:author="Andrés Felipe Velandia Espitia" w:date="2026-04-16T23:55:00Z" w:initials="AFVE">
     <w:p>
       <w:pPr>
         <w:pStyle w:val="Textocomentario"/>
@@ -33027,7 +33031,7 @@
       </w:r>
     </w:p>
   </w:comment>
-  <w:comment w:id="85" w:author="Andrés Felipe Velandia Espitia" w:date="2026-04-17T00:13:00Z" w:initials="AFVE">
+  <w:comment w:id="86" w:author="Andrés Felipe Velandia Espitia" w:date="2026-04-17T00:13:00Z" w:initials="AFVE">
     <w:p>
       <w:pPr>
         <w:pStyle w:val="Textocomentario"/>
@@ -33497,7 +33501,7 @@
           <wp:docPr id="138875671" name="Imagen 138875671">
             <a:extLst xmlns:a="http://schemas.openxmlformats.org/drawingml/2006/main">
               <a:ext uri="{C183D7F6-B498-43B3-948B-1728B52AA6E4}">
-                <adec:decorative xmlns="" xmlns:cx1="http://schemas.microsoft.com/office/drawing/2015/9/8/chartex" xmlns:cx2="http://schemas.microsoft.com/office/drawing/2015/10/21/chartex" xmlns:cx3="http://schemas.microsoft.com/office/drawing/2016/5/9/chartex" xmlns:cx4="http://schemas.microsoft.com/office/drawing/2016/5/10/chartex" xmlns:cx5="http://schemas.microsoft.com/office/drawing/2016/5/11/chartex" xmlns:cx6="http://schemas.microsoft.com/office/drawing/2016/5/12/chartex" xmlns:cx7="http://schemas.microsoft.com/office/drawing/2016/5/13/chartex" xmlns:cx8="http://schemas.microsoft.com/office/drawing/2016/5/14/chartex" xmlns:aink="http://schemas.microsoft.com/office/drawing/2016/ink" xmlns:am3d="http://schemas.microsoft.com/office/drawing/2017/model3d" xmlns:o="urn:schemas-microsoft-com:office:office" xmlns:v="urn:schemas-microsoft-com:vml" xmlns:w10="urn:schemas-microsoft-com:office:word" xmlns:w="http://schemas.openxmlformats.org/wordprocessingml/2006/main" xmlns:w16cex="http://schemas.microsoft.com/office/word/2018/wordml/cex" xmlns:w16cid="http://schemas.microsoft.com/office/word/2016/wordml/cid" xmlns:w16="http://schemas.microsoft.com/office/word/2018/wordml" xmlns:w16sdtdh="http://schemas.microsoft.com/office/word/2020/wordml/sdtdatahash" xmlns:pic="http://schemas.openxmlformats.org/drawingml/2006/picture" xmlns:a14="http://schemas.microsoft.com/office/drawing/2010/main" xmlns:adec="http://schemas.microsoft.com/office/drawing/2017/decorative" val="1"/>
+                <adec:decorative xmlns:adec="http://schemas.microsoft.com/office/drawing/2017/decorative" xmlns:a14="http://schemas.microsoft.com/office/drawing/2010/main" xmlns:pic="http://schemas.openxmlformats.org/drawingml/2006/picture" xmlns:w16sdtdh="http://schemas.microsoft.com/office/word/2020/wordml/sdtdatahash" xmlns:w16="http://schemas.microsoft.com/office/word/2018/wordml" xmlns:w16cid="http://schemas.microsoft.com/office/word/2016/wordml/cid" xmlns:w16cex="http://schemas.microsoft.com/office/word/2018/wordml/cex" xmlns:w="http://schemas.openxmlformats.org/wordprocessingml/2006/main" xmlns:w10="urn:schemas-microsoft-com:office:word" xmlns:v="urn:schemas-microsoft-com:vml" xmlns:o="urn:schemas-microsoft-com:office:office" xmlns:am3d="http://schemas.microsoft.com/office/drawing/2017/model3d" xmlns:aink="http://schemas.microsoft.com/office/drawing/2016/ink" xmlns:cx8="http://schemas.microsoft.com/office/drawing/2016/5/14/chartex" xmlns:cx7="http://schemas.microsoft.com/office/drawing/2016/5/13/chartex" xmlns:cx6="http://schemas.microsoft.com/office/drawing/2016/5/12/chartex" xmlns:cx5="http://schemas.microsoft.com/office/drawing/2016/5/11/chartex" xmlns:cx4="http://schemas.microsoft.com/office/drawing/2016/5/10/chartex" xmlns:cx3="http://schemas.microsoft.com/office/drawing/2016/5/9/chartex" xmlns:cx2="http://schemas.microsoft.com/office/drawing/2015/10/21/chartex" xmlns:cx1="http://schemas.microsoft.com/office/drawing/2015/9/8/chartex" xmlns="" val="1"/>
               </a:ext>
             </a:extLst>
           </wp:docPr>
@@ -33511,7 +33515,7 @@
                   <pic:cNvPr id="7" name="Imagen 7">
                     <a:extLst>
                       <a:ext uri="{C183D7F6-B498-43B3-948B-1728B52AA6E4}">
-                        <adec:decorative xmlns="" xmlns:cx1="http://schemas.microsoft.com/office/drawing/2015/9/8/chartex" xmlns:cx2="http://schemas.microsoft.com/office/drawing/2015/10/21/chartex" xmlns:cx3="http://schemas.microsoft.com/office/drawing/2016/5/9/chartex" xmlns:cx4="http://schemas.microsoft.com/office/drawing/2016/5/10/chartex" xmlns:cx5="http://schemas.microsoft.com/office/drawing/2016/5/11/chartex" xmlns:cx6="http://schemas.microsoft.com/office/drawing/2016/5/12/chartex" xmlns:cx7="http://schemas.microsoft.com/office/drawing/2016/5/13/chartex" xmlns:cx8="http://schemas.microsoft.com/office/drawing/2016/5/14/chartex" xmlns:aink="http://schemas.microsoft.com/office/drawing/2016/ink" xmlns:am3d="http://schemas.microsoft.com/office/drawing/2017/model3d" xmlns:o="urn:schemas-microsoft-com:office:office" xmlns:v="urn:schemas-microsoft-com:vml" xmlns:w10="urn:schemas-microsoft-com:office:word" xmlns:w="http://schemas.openxmlformats.org/wordprocessingml/2006/main" xmlns:w16cex="http://schemas.microsoft.com/office/word/2018/wordml/cex" xmlns:w16cid="http://schemas.microsoft.com/office/word/2016/wordml/cid" xmlns:w16="http://schemas.microsoft.com/office/word/2018/wordml" xmlns:w16sdtdh="http://schemas.microsoft.com/office/word/2020/wordml/sdtdatahash" xmlns:a14="http://schemas.microsoft.com/office/drawing/2010/main" xmlns:adec="http://schemas.microsoft.com/office/drawing/2017/decorative" val="1"/>
+                        <adec:decorative xmlns:adec="http://schemas.microsoft.com/office/drawing/2017/decorative" xmlns:a14="http://schemas.microsoft.com/office/drawing/2010/main" xmlns:w16sdtdh="http://schemas.microsoft.com/office/word/2020/wordml/sdtdatahash" xmlns:w16="http://schemas.microsoft.com/office/word/2018/wordml" xmlns:w16cid="http://schemas.microsoft.com/office/word/2016/wordml/cid" xmlns:w16cex="http://schemas.microsoft.com/office/word/2018/wordml/cex" xmlns:w="http://schemas.openxmlformats.org/wordprocessingml/2006/main" xmlns:w10="urn:schemas-microsoft-com:office:word" xmlns:v="urn:schemas-microsoft-com:vml" xmlns:o="urn:schemas-microsoft-com:office:office" xmlns:am3d="http://schemas.microsoft.com/office/drawing/2017/model3d" xmlns:aink="http://schemas.microsoft.com/office/drawing/2016/ink" xmlns:cx8="http://schemas.microsoft.com/office/drawing/2016/5/14/chartex" xmlns:cx7="http://schemas.microsoft.com/office/drawing/2016/5/13/chartex" xmlns:cx6="http://schemas.microsoft.com/office/drawing/2016/5/12/chartex" xmlns:cx5="http://schemas.microsoft.com/office/drawing/2016/5/11/chartex" xmlns:cx4="http://schemas.microsoft.com/office/drawing/2016/5/10/chartex" xmlns:cx3="http://schemas.microsoft.com/office/drawing/2016/5/9/chartex" xmlns:cx2="http://schemas.microsoft.com/office/drawing/2015/10/21/chartex" xmlns:cx1="http://schemas.microsoft.com/office/drawing/2015/9/8/chartex" xmlns="" val="1"/>
                       </a:ext>
                     </a:extLst>
                   </pic:cNvPr>
@@ -49290,15 +49294,6 @@
 </file>
 
 <file path=customXml/item1.xml><?xml version="1.0" encoding="utf-8"?>
-<s:customData xmlns="http://www.wps.cn/officeDocument/2013/wpsCustomData" xmlns:s="http://www.wps.cn/officeDocument/2013/wpsCustomData">
-  <customSectProps/>
-  <customShpExts>
-    <customShpInfo spid="_x0000_s1026" textRotate="1"/>
-  </customShpExts>
-</s:customData>
-</file>
-
-<file path=customXml/item2.xml><?xml version="1.0" encoding="utf-8"?>
 <ct:contentTypeSchema xmlns:ct="http://schemas.microsoft.com/office/2006/metadata/contentType" xmlns:ma="http://schemas.microsoft.com/office/2006/metadata/properties/metaAttributes" ct:_="" ma:_="" ma:contentTypeName="Documento" ma:contentTypeID="0x0101006A81D6BD42E8DF4C91013959704817E1" ma:contentTypeVersion="15" ma:contentTypeDescription="Crear nuevo documento." ma:contentTypeScope="" ma:versionID="bf4f72ffd194f0963ff564daca6869f7">
   <xsd:schema xmlns:xsd="http://www.w3.org/2001/XMLSchema" xmlns:xs="http://www.w3.org/2001/XMLSchema" xmlns:p="http://schemas.microsoft.com/office/2006/metadata/properties" xmlns:ns2="13c90a0b-73bc-4dc0-be5f-28d77b615beb" xmlns:ns3="13c93bba-48ce-428c-bfe5-88b42c19b028" targetNamespace="http://schemas.microsoft.com/office/2006/metadata/properties" ma:root="true" ma:fieldsID="8718d6f4873a5b1392a45044efa78385" ns2:_="" ns3:_="">
     <xsd:import namespace="13c90a0b-73bc-4dc0-be5f-28d77b615beb"/>
@@ -49533,6 +49528,12 @@
 </ct:contentTypeSchema>
 </file>
 
+<file path=customXml/item2.xml><?xml version="1.0" encoding="utf-8"?>
+<go:gDocsCustomXmlDataStorage xmlns:go="http://customooxmlschemas.google.com/" xmlns:r="http://schemas.openxmlformats.org/officeDocument/2006/relationships">
+  <go:docsCustomData xmlns:go="http://customooxmlschemas.google.com/" roundtripDataSignature="AMtx7mh3w1sXrKwdjzYCxjbwPkf7wsIk5w==">AMUW2mWhRc/xLonLdtoI8dz4BVu2GREgE7++Eme5Ko+W5/2G+QfXPKxV7NwLPPaJ77IM2LrlHDguxVZnDKcg4iQIvJIe+zJ9DBWjUaWFI+z0k4HbdiCFsJo=</go:docsCustomData>
+</go:gDocsCustomXmlDataStorage>
+</file>
+
 <file path=customXml/item3.xml><?xml version="1.0" encoding="utf-8"?>
 <p:properties xmlns:p="http://schemas.microsoft.com/office/2006/metadata/properties" xmlns:xsi="http://www.w3.org/2001/XMLSchema-instance" xmlns:pc="http://schemas.microsoft.com/office/infopath/2007/PartnerControls">
   <documentManagement>
@@ -49545,18 +49546,21 @@
 </file>
 
 <file path=customXml/item4.xml><?xml version="1.0" encoding="utf-8"?>
+<s:customData xmlns="http://www.wps.cn/officeDocument/2013/wpsCustomData" xmlns:s="http://www.wps.cn/officeDocument/2013/wpsCustomData">
+  <customSectProps/>
+  <customShpExts>
+    <customShpInfo spid="_x0000_s1026" textRotate="1"/>
+  </customShpExts>
+</s:customData>
+</file>
+
+<file path=customXml/item5.xml><?xml version="1.0" encoding="utf-8"?>
 <?mso-contentType ?>
 <FormTemplates xmlns="http://schemas.microsoft.com/sharepoint/v3/contenttype/forms">
   <Display>DocumentLibraryForm</Display>
   <Edit>DocumentLibraryForm</Edit>
   <New>DocumentLibraryForm</New>
 </FormTemplates>
-</file>
-
-<file path=customXml/item5.xml><?xml version="1.0" encoding="utf-8"?>
-<go:gDocsCustomXmlDataStorage xmlns:go="http://customooxmlschemas.google.com/" xmlns:r="http://schemas.openxmlformats.org/officeDocument/2006/relationships">
-  <go:docsCustomData xmlns:go="http://customooxmlschemas.google.com/" roundtripDataSignature="AMtx7mh3w1sXrKwdjzYCxjbwPkf7wsIk5w==">AMUW2mWhRc/xLonLdtoI8dz4BVu2GREgE7++Eme5Ko+W5/2G+QfXPKxV7NwLPPaJ77IM2LrlHDguxVZnDKcg4iQIvJIe+zJ9DBWjUaWFI+z0k4HbdiCFsJo=</go:docsCustomData>
-</go:gDocsCustomXmlDataStorage>
 </file>
 
 <file path=customXml/item6.xml><?xml version="1.0" encoding="utf-8"?>
@@ -49584,14 +49588,6 @@
 </file>
 
 <file path=customXml/itemProps1.xml><?xml version="1.0" encoding="utf-8"?>
-<ds:datastoreItem xmlns:ds="http://schemas.openxmlformats.org/officeDocument/2006/customXml" ds:itemID="{B1977F7D-205B-4081-913C-38D41E755F92}">
-  <ds:schemaRefs>
-    <ds:schemaRef ds:uri="http://www.wps.cn/officeDocument/2013/wpsCustomData"/>
-  </ds:schemaRefs>
-</ds:datastoreItem>
-</file>
-
-<file path=customXml/itemProps2.xml><?xml version="1.0" encoding="utf-8"?>
 <ds:datastoreItem xmlns:ds="http://schemas.openxmlformats.org/officeDocument/2006/customXml" ds:itemID="{DBC086CB-E6D7-4F92-89A6-BF3C1AD156E1}">
   <ds:schemaRefs>
     <ds:schemaRef ds:uri="http://schemas.microsoft.com/office/2006/metadata/contentType"/>
@@ -49610,6 +49606,15 @@
 </ds:datastoreItem>
 </file>
 
+<file path=customXml/itemProps2.xml><?xml version="1.0" encoding="utf-8"?>
+<ds:datastoreItem xmlns:ds="http://schemas.openxmlformats.org/officeDocument/2006/customXml" ds:itemID="{11111111-1234-1234-1234-123412341234}">
+  <ds:schemaRefs>
+    <ds:schemaRef ds:uri="http://customooxmlschemas.google.com/"/>
+    <ds:schemaRef ds:uri="http://schemas.openxmlformats.org/officeDocument/2006/relationships"/>
+  </ds:schemaRefs>
+</ds:datastoreItem>
+</file>
+
 <file path=customXml/itemProps3.xml><?xml version="1.0" encoding="utf-8"?>
 <ds:datastoreItem xmlns:ds="http://schemas.openxmlformats.org/officeDocument/2006/customXml" ds:itemID="{9D9B1A75-0210-4935-8179-95DF20A26AD1}">
   <ds:schemaRefs>
@@ -49622,6 +49627,14 @@
 </file>
 
 <file path=customXml/itemProps4.xml><?xml version="1.0" encoding="utf-8"?>
+<ds:datastoreItem xmlns:ds="http://schemas.openxmlformats.org/officeDocument/2006/customXml" ds:itemID="{B1977F7D-205B-4081-913C-38D41E755F92}">
+  <ds:schemaRefs>
+    <ds:schemaRef ds:uri="http://www.wps.cn/officeDocument/2013/wpsCustomData"/>
+  </ds:schemaRefs>
+</ds:datastoreItem>
+</file>
+
+<file path=customXml/itemProps5.xml><?xml version="1.0" encoding="utf-8"?>
 <ds:datastoreItem xmlns:ds="http://schemas.openxmlformats.org/officeDocument/2006/customXml" ds:itemID="{83102ECF-E44F-4F73-A78F-FE313D1BFB9A}">
   <ds:schemaRefs>
     <ds:schemaRef ds:uri="http://schemas.microsoft.com/sharepoint/v3/contenttype/forms"/>
@@ -49629,17 +49642,8 @@
 </ds:datastoreItem>
 </file>
 
-<file path=customXml/itemProps5.xml><?xml version="1.0" encoding="utf-8"?>
-<ds:datastoreItem xmlns:ds="http://schemas.openxmlformats.org/officeDocument/2006/customXml" ds:itemID="{11111111-1234-1234-1234-123412341234}">
-  <ds:schemaRefs>
-    <ds:schemaRef ds:uri="http://customooxmlschemas.google.com/"/>
-    <ds:schemaRef ds:uri="http://schemas.openxmlformats.org/officeDocument/2006/relationships"/>
-  </ds:schemaRefs>
-</ds:datastoreItem>
-</file>
-
 <file path=customXml/itemProps6.xml><?xml version="1.0" encoding="utf-8"?>
-<ds:datastoreItem xmlns:ds="http://schemas.openxmlformats.org/officeDocument/2006/customXml" ds:itemID="{ADFA00A3-3E30-4ADF-B19D-FF4952C75EED}">
+<ds:datastoreItem xmlns:ds="http://schemas.openxmlformats.org/officeDocument/2006/customXml" ds:itemID="{377FD009-8105-4AFA-AEFD-FF1A5A8ECD6F}">
   <ds:schemaRefs>
     <ds:schemaRef ds:uri="http://schemas.openxmlformats.org/officeDocument/2006/bibliography"/>
   </ds:schemaRefs>
